--- a/documents/PT100_Datalogger_Calibration_Record_2026-02-18.docx
+++ b/documents/PT100_Datalogger_Calibration_Record_2026-02-18.docx
@@ -478,7 +478,7 @@
               <w:spacing w:after="0" w:line="245" w:lineRule="auto"/>
             </w:pPr>
             <w:r>
-              <w:t>Omega P-L-1/3-1/8-6-0-T-3</w:t>
+              <w:t>Omega PR-21D-3-100-A-1/8-0300-M12-1</w:t>
             </w:r>
           </w:p>
         </w:tc>
@@ -797,8 +797,13 @@
               <w:spacing w:after="0" w:line="245" w:lineRule="auto"/>
             </w:pPr>
             <w:r>
-              <w:t>430 ohm</w:t>
+              <w:t xml:space="preserve">430 </w:t>
             </w:r>
+            <w:proofErr w:type="gramStart"/>
+            <w:r>
+              <w:t>ohm</w:t>
+            </w:r>
+            <w:proofErr w:type="gramEnd"/>
           </w:p>
         </w:tc>
       </w:tr>
@@ -938,8 +943,13 @@
               <w:spacing w:after="0" w:line="245" w:lineRule="auto"/>
             </w:pPr>
             <w:r>
-              <w:t>10 ms</w:t>
+              <w:t xml:space="preserve">10 </w:t>
             </w:r>
+            <w:proofErr w:type="spellStart"/>
+            <w:r>
+              <w:t>ms</w:t>
+            </w:r>
+            <w:proofErr w:type="spellEnd"/>
           </w:p>
         </w:tc>
       </w:tr>
@@ -2249,10 +2259,7 @@
               <w:spacing w:after="0" w:line="245" w:lineRule="auto"/>
             </w:pPr>
             <w:r>
-              <w:t>L</w:t>
-            </w:r>
-            <w:r>
-              <w:t>inear</w:t>
+              <w:t>Linear</w:t>
             </w:r>
           </w:p>
         </w:tc>
@@ -2351,7 +2358,21 @@
               <w:rPr>
                 <w:b/>
               </w:rPr>
-              <w:t>Std. unc. (C)</w:t>
+              <w:t xml:space="preserve">Std. </w:t>
+            </w:r>
+            <w:proofErr w:type="spellStart"/>
+            <w:r>
+              <w:rPr>
+                <w:b/>
+              </w:rPr>
+              <w:t>unc</w:t>
+            </w:r>
+            <w:proofErr w:type="spellEnd"/>
+            <w:r>
+              <w:rPr>
+                <w:b/>
+              </w:rPr>
+              <w:t>. (C)</w:t>
             </w:r>
           </w:p>
         </w:tc>
@@ -2587,7 +2608,15 @@
               <w:jc w:val="center"/>
             </w:pPr>
             <w:r>
-              <w:t>Method allowance for the stirred slush ice bath and the pressure-corrected steam point. Dominated mainly by the practical steam setup and pressure-estimation method, not by the ice bath.</w:t>
+              <w:t xml:space="preserve">Method allowance for the stirred slush ice bath and the pressure-corrected steam point. </w:t>
+            </w:r>
+            <w:proofErr w:type="gramStart"/>
+            <w:r>
+              <w:t>Dominated</w:t>
+            </w:r>
+            <w:proofErr w:type="gramEnd"/>
+            <w:r>
+              <w:t xml:space="preserve"> mainly by the practical steam setup and pressure-estimation method, not by the ice bath.</w:t>
             </w:r>
           </w:p>
         </w:tc>
@@ -2763,19 +2792,7 @@
           <w:rPr>
             <w:rFonts w:ascii="Cambria Math" w:hAnsi="Cambria Math"/>
           </w:rPr>
-          <m:t xml:space="preserve">=0.159 </m:t>
-        </m:r>
-        <m:r>
-          <w:rPr>
-            <w:rFonts w:ascii="Cambria Math" w:hAnsi="Cambria Math"/>
-          </w:rPr>
-          <m:t>°</m:t>
-        </m:r>
-        <m:r>
-          <w:rPr>
-            <w:rFonts w:ascii="Cambria Math" w:hAnsi="Cambria Math"/>
-          </w:rPr>
-          <m:t>C</m:t>
+          <m:t>=0.159 °C</m:t>
         </m:r>
       </m:oMath>
       <w:r>
@@ -2812,13 +2829,7 @@
           <w:rPr>
             <w:rFonts w:ascii="Cambria Math" w:hAnsi="Cambria Math"/>
           </w:rPr>
-          <m:t>=k</m:t>
-        </m:r>
-        <m:r>
-          <w:rPr>
-            <w:rFonts w:ascii="Cambria Math" w:hAnsi="Cambria Math"/>
-          </w:rPr>
-          <m:t>∙</m:t>
+          <m:t>=k∙</m:t>
         </m:r>
         <m:sSub>
           <m:sSubPr>
@@ -2861,43 +2872,7 @@
           <w:rPr>
             <w:rFonts w:ascii="Cambria Math" w:hAnsi="Cambria Math"/>
           </w:rPr>
-          <m:t>k</m:t>
-        </m:r>
-        <m:r>
-          <w:rPr>
-            <w:rFonts w:ascii="Cambria Math" w:hAnsi="Cambria Math"/>
-          </w:rPr>
-          <m:t>=</m:t>
-        </m:r>
-        <m:r>
-          <w:rPr>
-            <w:rFonts w:ascii="Cambria Math" w:hAnsi="Cambria Math"/>
-          </w:rPr>
-          <m:t>2=</m:t>
-        </m:r>
-        <m:r>
-          <w:rPr>
-            <w:rFonts w:ascii="Cambria Math" w:hAnsi="Cambria Math"/>
-          </w:rPr>
-          <m:t>±</m:t>
-        </m:r>
-        <m:r>
-          <w:rPr>
-            <w:rFonts w:ascii="Cambria Math" w:hAnsi="Cambria Math"/>
-          </w:rPr>
-          <m:t xml:space="preserve">0.32 </m:t>
-        </m:r>
-        <m:r>
-          <w:rPr>
-            <w:rFonts w:ascii="Cambria Math" w:hAnsi="Cambria Math"/>
-          </w:rPr>
-          <m:t>°</m:t>
-        </m:r>
-        <m:r>
-          <w:rPr>
-            <w:rFonts w:ascii="Cambria Math" w:hAnsi="Cambria Math"/>
-          </w:rPr>
-          <m:t>C</m:t>
+          <m:t>k=2=±0.32 °C</m:t>
         </m:r>
       </m:oMath>
       <w:r>
@@ -2908,25 +2883,7 @@
           <w:rPr>
             <w:rFonts w:ascii="Cambria Math" w:hAnsi="Cambria Math"/>
           </w:rPr>
-          <m:t>±</m:t>
-        </m:r>
-        <m:r>
-          <w:rPr>
-            <w:rFonts w:ascii="Cambria Math" w:hAnsi="Cambria Math"/>
-          </w:rPr>
-          <m:t xml:space="preserve">0.32 </m:t>
-        </m:r>
-        <m:r>
-          <w:rPr>
-            <w:rFonts w:ascii="Cambria Math" w:hAnsi="Cambria Math"/>
-          </w:rPr>
-          <m:t>°</m:t>
-        </m:r>
-        <m:r>
-          <w:rPr>
-            <w:rFonts w:ascii="Cambria Math" w:hAnsi="Cambria Math"/>
-          </w:rPr>
-          <m:t>C</m:t>
+          <m:t>±0.32 °C</m:t>
         </m:r>
       </m:oMath>
       <w:r>
@@ -2941,32 +2898,38 @@
         <w:t xml:space="preserve">Meaning. </w:t>
       </w:r>
       <w:r>
-        <w:t xml:space="preserve">When the logger is used as a calibrated instrument under conditions similar to the calibration setup, the indicated temperature is assigned a calibration uncertainty of approximately </w:t>
+        <w:t xml:space="preserve">When the logger is used as a </w:t>
+      </w:r>
+      <w:proofErr w:type="gramStart"/>
+      <w:r>
+        <w:t>calibrated</w:t>
+      </w:r>
+      <w:proofErr w:type="gramEnd"/>
+      <w:r>
+        <w:t xml:space="preserve"> instrument under conditions </w:t>
+      </w:r>
+      <w:proofErr w:type="gramStart"/>
+      <w:r>
+        <w:t>similar to</w:t>
+      </w:r>
+      <w:proofErr w:type="gramEnd"/>
+      <w:r>
+        <w:t xml:space="preserve"> the calibration setup, the indicated temperature is assigned </w:t>
+      </w:r>
+      <w:proofErr w:type="gramStart"/>
+      <w:r>
+        <w:t>a calibration</w:t>
+      </w:r>
+      <w:proofErr w:type="gramEnd"/>
+      <w:r>
+        <w:t xml:space="preserve"> uncertainty of approximately </w:t>
       </w:r>
       <m:oMath>
         <m:r>
           <w:rPr>
             <w:rFonts w:ascii="Cambria Math" w:hAnsi="Cambria Math"/>
           </w:rPr>
-          <m:t>±</m:t>
-        </m:r>
-        <m:r>
-          <w:rPr>
-            <w:rFonts w:ascii="Cambria Math" w:hAnsi="Cambria Math"/>
-          </w:rPr>
-          <m:t xml:space="preserve">0.32 </m:t>
-        </m:r>
-        <m:r>
-          <w:rPr>
-            <w:rFonts w:ascii="Cambria Math" w:hAnsi="Cambria Math"/>
-          </w:rPr>
-          <m:t>°</m:t>
-        </m:r>
-        <m:r>
-          <w:rPr>
-            <w:rFonts w:ascii="Cambria Math" w:hAnsi="Cambria Math"/>
-          </w:rPr>
-          <m:t>C</m:t>
+          <m:t>±0.32 °C</m:t>
         </m:r>
       </m:oMath>
       <w:r>
@@ -3068,7 +3031,21 @@
               <w:rPr>
                 <w:b/>
               </w:rPr>
-              <w:t>Std. unc. (C)</w:t>
+              <w:t xml:space="preserve">Std. </w:t>
+            </w:r>
+            <w:proofErr w:type="spellStart"/>
+            <w:r>
+              <w:rPr>
+                <w:b/>
+              </w:rPr>
+              <w:t>unc</w:t>
+            </w:r>
+            <w:proofErr w:type="spellEnd"/>
+            <w:r>
+              <w:rPr>
+                <w:b/>
+              </w:rPr>
+              <w:t>. (C)</w:t>
             </w:r>
           </w:p>
         </w:tc>
@@ -3296,19 +3273,7 @@
           <w:rPr>
             <w:rFonts w:ascii="Cambria Math" w:hAnsi="Cambria Math"/>
           </w:rPr>
-          <m:t xml:space="preserve">=0.178 </m:t>
-        </m:r>
-        <m:r>
-          <w:rPr>
-            <w:rFonts w:ascii="Cambria Math" w:hAnsi="Cambria Math"/>
-          </w:rPr>
-          <m:t>°</m:t>
-        </m:r>
-        <m:r>
-          <w:rPr>
-            <w:rFonts w:ascii="Cambria Math" w:hAnsi="Cambria Math"/>
-          </w:rPr>
-          <m:t>C</m:t>
+          <m:t>=0.178 °C</m:t>
         </m:r>
       </m:oMath>
       <w:r>
@@ -3319,19 +3284,7 @@
           <w:rPr>
             <w:rFonts w:ascii="Cambria Math" w:hAnsi="Cambria Math"/>
           </w:rPr>
-          <m:t xml:space="preserve">0.18 </m:t>
-        </m:r>
-        <m:r>
-          <w:rPr>
-            <w:rFonts w:ascii="Cambria Math" w:hAnsi="Cambria Math"/>
-          </w:rPr>
-          <m:t>°</m:t>
-        </m:r>
-        <m:r>
-          <w:rPr>
-            <w:rFonts w:ascii="Cambria Math" w:hAnsi="Cambria Math"/>
-          </w:rPr>
-          <m:t>C</m:t>
+          <m:t>0.18 °C</m:t>
         </m:r>
       </m:oMath>
       <w:r>
@@ -3368,19 +3321,7 @@
           <w:rPr>
             <w:rFonts w:ascii="Cambria Math" w:hAnsi="Cambria Math"/>
           </w:rPr>
-          <m:t xml:space="preserve">=k </m:t>
-        </m:r>
-        <m:r>
-          <w:rPr>
-            <w:rFonts w:ascii="Cambria Math" w:hAnsi="Cambria Math"/>
-          </w:rPr>
-          <m:t>∙</m:t>
-        </m:r>
-        <m:r>
-          <w:rPr>
-            <w:rFonts w:ascii="Cambria Math" w:hAnsi="Cambria Math"/>
-          </w:rPr>
-          <m:t xml:space="preserve"> </m:t>
+          <m:t xml:space="preserve">=k ∙ </m:t>
         </m:r>
         <m:sSub>
           <m:sSubPr>
@@ -3423,31 +3364,7 @@
           <w:rPr>
             <w:rFonts w:ascii="Cambria Math" w:hAnsi="Cambria Math"/>
           </w:rPr>
-          <m:t>k=2=</m:t>
-        </m:r>
-        <m:r>
-          <w:rPr>
-            <w:rFonts w:ascii="Cambria Math" w:hAnsi="Cambria Math"/>
-          </w:rPr>
-          <m:t>±</m:t>
-        </m:r>
-        <m:r>
-          <w:rPr>
-            <w:rFonts w:ascii="Cambria Math" w:hAnsi="Cambria Math"/>
-          </w:rPr>
-          <m:t xml:space="preserve">0.36 </m:t>
-        </m:r>
-        <m:r>
-          <w:rPr>
-            <w:rFonts w:ascii="Cambria Math" w:hAnsi="Cambria Math"/>
-          </w:rPr>
-          <m:t>°</m:t>
-        </m:r>
-        <m:r>
-          <w:rPr>
-            <w:rFonts w:ascii="Cambria Math" w:hAnsi="Cambria Math"/>
-          </w:rPr>
-          <m:t>C</m:t>
+          <m:t>k=2=±0.36 °C</m:t>
         </m:r>
       </m:oMath>
       <w:r>
@@ -3458,25 +3375,7 @@
           <w:rPr>
             <w:rFonts w:ascii="Cambria Math" w:hAnsi="Cambria Math"/>
           </w:rPr>
-          <m:t>±</m:t>
-        </m:r>
-        <m:r>
-          <w:rPr>
-            <w:rFonts w:ascii="Cambria Math" w:hAnsi="Cambria Math"/>
-          </w:rPr>
-          <m:t xml:space="preserve">0.36 </m:t>
-        </m:r>
-        <m:r>
-          <w:rPr>
-            <w:rFonts w:ascii="Cambria Math" w:hAnsi="Cambria Math"/>
-          </w:rPr>
-          <m:t>°</m:t>
-        </m:r>
-        <m:r>
-          <w:rPr>
-            <w:rFonts w:ascii="Cambria Math" w:hAnsi="Cambria Math"/>
-          </w:rPr>
-          <m:t>C</m:t>
+          <m:t>±0.36 °C</m:t>
         </m:r>
       </m:oMath>
       <w:r>
@@ -3506,7 +3405,15 @@
     </w:p>
     <w:p>
       <w:r>
-        <w:t>This calibration is an internally controlled working calibration based on physical temperature reference points. The atmospheric pressure input for the steam point is derived from the adjacent airport METAR record and converted in firmware to estimated station pressure. This record supports internal verification and audit documentation for the single custom datalogger unit. It is not an accredited laboratory calibration certificate.</w:t>
+        <w:t xml:space="preserve">This calibration is an internally controlled working calibration based on physical temperature reference points. The atmospheric pressure input for the steam point is derived from the adjacent airport METAR record and converted </w:t>
+      </w:r>
+      <w:proofErr w:type="gramStart"/>
+      <w:r>
+        <w:t>in</w:t>
+      </w:r>
+      <w:proofErr w:type="gramEnd"/>
+      <w:r>
+        <w:t xml:space="preserve"> firmware to estimated station pressure. This record supports internal verification and audit documentation for the single custom datalogger unit. It is not an accredited laboratory calibration certificate.</w:t>
       </w:r>
     </w:p>
     <w:p/>
@@ -4507,6 +4414,7 @@
   <w:style w:type="character" w:default="1" w:styleId="DefaultParagraphFont">
     <w:name w:val="Default Paragraph Font"/>
     <w:uiPriority w:val="1"/>
+    <w:semiHidden/>
     <w:unhideWhenUsed/>
   </w:style>
   <w:style w:type="table" w:default="1" w:styleId="TableNormal">
